--- a/course-pdfs/09_AI_Operations_Tech.docx
+++ b/course-pdfs/09_AI_Operations_Tech.docx
@@ -13,19 +13,19 @@
       </w:pPr>
       <w:r>
         <w:rPr/>
-        <w:t>AI Operations &amp; Tech — ეფექტურობა და ტექნოლოგია</w:t>
-      </w:r>
-    </w:p>
-    <w:p>
-      <w:pPr>
-        <w:pStyle w:val="BodyText"/>
-        <w:bidi w:val="0"/>
-        <w:jc w:val="start"/>
-        <w:rPr/>
-      </w:pPr>
-      <w:r>
-        <w:rPr/>
-        <w:t>Lesson 1: AI Project Management — პროექტების მართვა 2.0</w:t>
+        <w:t>AI Operations &amp; Tech — ოპერაციები და ტექნოლოგია</w:t>
+      </w:r>
+    </w:p>
+    <w:p>
+      <w:pPr>
+        <w:pStyle w:val="BodyText"/>
+        <w:bidi w:val="0"/>
+        <w:jc w:val="start"/>
+        <w:rPr/>
+      </w:pPr>
+      <w:r>
+        <w:rPr/>
+        <w:t>Lesson 1: AI პროექტების მართვა — ინსტრუმენტები</w:t>
       </w:r>
     </w:p>
     <w:p>
@@ -46,7 +46,7 @@
       </w:pPr>
       <w:r>
         <w:rPr/>
-        <w:t>AI პროექტების მართვის ინსტრუმენტები: Notion AI, Monday.com, Asana</w:t>
+        <w:t>AI PM ინსტრუმენტების შედარება: Notion AI (ცოდნის ბაზა + პროექტები, $10/თვე), Monday.com AI (ავტომატური დავალებები), Asana Intelligence (რისკის გამოვლენა), ClickUp AI, Linear — ფასი, ძლიერი მხარე, use case</w:t>
       </w:r>
     </w:p>
     <w:p>
@@ -67,7 +67,7 @@
       </w:pPr>
       <w:r>
         <w:rPr/>
-        <w:t>Agile, Waterfall და Hybrid მეთოდოლოგიები AI-ით</w:t>
+        <w:t>Agile + AI: Sprint Planning Story Points ავტომატური შეფასება, Velocity პროგნოზირება, Retrospective ანალიზი (განმეორებადი პრობლემები), Daily Standup შეჯამება, backlog grooming AI-ით</w:t>
       </w:r>
     </w:p>
     <w:p>
@@ -88,7 +88,7 @@
       </w:pPr>
       <w:r>
         <w:rPr/>
-        <w:t>დავალებების ავტომატური განაწილება და რისკების იდენტიფიკაცია</w:t>
+        <w:t>Waterfall + AI: Critical Path ავტომატური გამოთვლა, resource leveling, Gantt chart ოპტიმიზაცია, phase gate review preparation, documentation automation</w:t>
       </w:r>
     </w:p>
     <w:p>
@@ -109,7 +109,7 @@
       </w:pPr>
       <w:r>
         <w:rPr/>
-        <w:t>პროგრესის ანგარიშების ავტომატური გენერაცია</w:t>
+        <w:t>Hybrid მიდგომა: როდის Agile, როდის Waterfall — AI რეკომენდაცია პროექტის ტიპის მიხედვით, adaptive planning, portfolio-level optimization</w:t>
       </w:r>
     </w:p>
     <w:p>
@@ -130,19 +130,19 @@
       </w:pPr>
       <w:r>
         <w:rPr/>
-        <w:t>Sprint Planning და Retrospective AI ასისტენტით</w:t>
-      </w:r>
-    </w:p>
-    <w:p>
-      <w:pPr>
-        <w:pStyle w:val="BodyText"/>
-        <w:bidi w:val="0"/>
-        <w:jc w:val="start"/>
-        <w:rPr/>
-      </w:pPr>
-      <w:r>
-        <w:rPr/>
-        <w:t>Lesson 2: AI Low-Code App Dev — აპლიკაციების შენება კოდის გარეშე</w:t>
+        <w:t>პროექტის პროგნოზირება: completion date prediction, budget overrun early warning, scope creep detection, risk probability calculation, resource utilization forecast</w:t>
+      </w:r>
+    </w:p>
+    <w:p>
+      <w:pPr>
+        <w:pStyle w:val="BodyText"/>
+        <w:bidi w:val="0"/>
+        <w:jc w:val="start"/>
+        <w:rPr/>
+      </w:pPr>
+      <w:r>
+        <w:rPr/>
+        <w:t>Lesson 2: AI პროექტების მართვა — პრაქტიკა და ანგარიშგება</w:t>
       </w:r>
     </w:p>
     <w:p>
@@ -163,7 +163,7 @@
       </w:pPr>
       <w:r>
         <w:rPr/>
-        <w:t>No-Code/Low-Code პლატფორმები: Bubble, Softr, Glide</w:t>
+        <w:t>პროგრესის ანგარიშები: weekly status report ავტომატური გენერაცია, executive summary, risk register ავტომატური განახლება, burndown/burnup chart ანალიზი, stakeholder-specific reporting</w:t>
       </w:r>
     </w:p>
     <w:p>
@@ -184,7 +184,7 @@
       </w:pPr>
       <w:r>
         <w:rPr/>
-        <w:t>ბიზნეს-აპლიკაციების შექმნა AI ასისტენტით</w:t>
+        <w:t>რესურსების ოპტიმიზაცია: skills + workload + availability mapping, ავტომატური დავალებების განაწილება, bottleneck detection, capacity planning, team velocity optimization</w:t>
       </w:r>
     </w:p>
     <w:p>
@@ -205,7 +205,7 @@
       </w:pPr>
       <w:r>
         <w:rPr/>
-        <w:t>მონაცემთა ბაზების დიზაინი და API ინტეგრაცია</w:t>
+        <w:t>Stakeholder Management: stakeholder analysis matrix AI-ით, communication plan automation, feedback collection and analysis, expectation management, steering committee preparation</w:t>
       </w:r>
     </w:p>
     <w:p>
@@ -226,7 +226,7 @@
       </w:pPr>
       <w:r>
         <w:rPr/>
-        <w:t>მომხმარებლის ინტერფეისის დიზაინი AI-ით</w:t>
+        <w:t>ცოდნის მართვა: project wiki/knowledge base აწყობა Notion-ში, lessons learned documentation, institutional knowledge preservation, onboarding materials for new team members</w:t>
       </w:r>
     </w:p>
     <w:p>
@@ -247,19 +247,19 @@
       </w:pPr>
       <w:r>
         <w:rPr/>
-        <w:t>აპლიკაციის ტესტირება, გამოქვეყნება და მონეტიზაცია</w:t>
-      </w:r>
-    </w:p>
-    <w:p>
-      <w:pPr>
-        <w:pStyle w:val="BodyText"/>
-        <w:bidi w:val="0"/>
-        <w:jc w:val="start"/>
-        <w:rPr/>
-      </w:pPr>
-      <w:r>
-        <w:rPr/>
-        <w:t>Lesson 3: AI Integration &amp; Workflow — სისტემების გადაბმა</w:t>
+        <w:t>პრაქტიკული პროექტი: სრული პროექტის აწყობა AI-ით — charter → backlog → sprint plan → tracking → reporting → retrospective, end-to-end workflow</w:t>
+      </w:r>
+    </w:p>
+    <w:p>
+      <w:pPr>
+        <w:pStyle w:val="BodyText"/>
+        <w:bidi w:val="0"/>
+        <w:jc w:val="start"/>
+        <w:rPr/>
+      </w:pPr>
+      <w:r>
+        <w:rPr/>
+        <w:t>Lesson 3: No-Code აპლიკაციების შექმნა — საფუძვლები</w:t>
       </w:r>
     </w:p>
     <w:p>
@@ -280,7 +280,7 @@
       </w:pPr>
       <w:r>
         <w:rPr/>
-        <w:t>Make.com და Zapier: ავტომატიზაციის პლატფორმები</w:t>
+        <w:t>No-Code პლატფორმების არჩევა: Bubble (full web apps), Softr (Airtable-based), Glide (mobile from spreadsheets), FlutterFlow (native mobile), Webflow (websites + CMS) — რომელი რისთვის, ფასების შედარება</w:t>
       </w:r>
     </w:p>
     <w:p>
@@ -301,7 +301,7 @@
       </w:pPr>
       <w:r>
         <w:rPr/>
-        <w:t>API-ების გაგება და გამოყენება AI-ით</w:t>
+        <w:t>მონაცემთა ბაზის დიზაინი: data modeling fundamentals (entities, relationships, fields), Airtable/Bubble database setup, relational data design, data validation rules, scaling considerations</w:t>
       </w:r>
     </w:p>
     <w:p>
@@ -322,7 +322,7 @@
       </w:pPr>
       <w:r>
         <w:rPr/>
-        <w:t>მულტი-სისტემური workflow-ების შექმნა</w:t>
+        <w:t>UI/UX No-Code-ში: responsive design principles, component libraries, navigation patterns, form design best practices, accessibility basics, mobile-first approach</w:t>
       </w:r>
     </w:p>
     <w:p>
@@ -343,7 +343,7 @@
       </w:pPr>
       <w:r>
         <w:rPr/>
-        <w:t>მონაცემთა სინქრონიზაცია სხვადასხვა პლატფორმებს შორის</w:t>
+        <w:t>User Authentication: signup/login flow, social login (Google, Facebook), role-based access control, password reset, email verification, session management</w:t>
       </w:r>
     </w:p>
     <w:p>
@@ -364,19 +364,19 @@
       </w:pPr>
       <w:r>
         <w:rPr/>
-        <w:t>ავტომატიზაციის მონიტორინგი და შეცდომების მართვა</w:t>
-      </w:r>
-    </w:p>
-    <w:p>
-      <w:pPr>
-        <w:pStyle w:val="BodyText"/>
-        <w:bidi w:val="0"/>
-        <w:jc w:val="start"/>
-        <w:rPr/>
-      </w:pPr>
-      <w:r>
-        <w:rPr/>
-        <w:t>Lesson 4: AI Cybersecurity &amp; Ethics — მონაცემთა დაცვა</w:t>
+        <w:t>API ინტეგრაციები: რა არის API (მარტივი ახსნა), REST API No-Code-ში, Stripe გადახდები, Google Maps, email/SMS (SendGrid, Twilio), third-party data sources</w:t>
+      </w:r>
+    </w:p>
+    <w:p>
+      <w:pPr>
+        <w:pStyle w:val="BodyText"/>
+        <w:bidi w:val="0"/>
+        <w:jc w:val="start"/>
+        <w:rPr/>
+      </w:pPr>
+      <w:r>
+        <w:rPr/>
+        <w:t>Lesson 4: No-Code აპლიკაციები — Advanced და მონეტიზაცია</w:t>
       </w:r>
     </w:p>
     <w:p>
@@ -397,7 +397,7 @@
       </w:pPr>
       <w:r>
         <w:rPr/>
-        <w:t>AI უსაფრთხოების საფრთხეები და თავდაცვა</w:t>
+        <w:t>Bubble Advanced: custom workflows, API workflows (backend), recursive workflows, scheduled tasks, plugin development basics, performance optimization</w:t>
       </w:r>
     </w:p>
     <w:p>
@@ -418,7 +418,7 @@
       </w:pPr>
       <w:r>
         <w:rPr/>
-        <w:t>მონაცემთა კონფიდენციალობა AI-ის ეპოქაში</w:t>
+        <w:t>AI ასისტენტით კოდირება: GitHub Copilot, Cursor AI, Replit AI — low-code-ს მიღმა, AI-ით კოდის წერა ტექნიკური ცოდნის გარეშე, debugging AI-ით, code explanation</w:t>
       </w:r>
     </w:p>
     <w:p>
@@ -439,7 +439,7 @@
       </w:pPr>
       <w:r>
         <w:rPr/>
-        <w:t>AI ეთიკური ჩარჩო ორგანიზაციისთვის</w:t>
+        <w:t>აპლიკაციის ტესტირება: user testing methodology, bug reporting, QA checklist, beta testing program, user feedback collection and analysis, iteration cycles</w:t>
       </w:r>
     </w:p>
     <w:p>
@@ -460,7 +460,7 @@
       </w:pPr>
       <w:r>
         <w:rPr/>
-        <w:t>GDPR და მონაცემთა დაცვის რეგულაციები</w:t>
+        <w:t>Deployment და Launch: domain setup, hosting configuration, SSL, SEO basics for apps, launch checklist, product hunt strategy, initial user acquisition</w:t>
       </w:r>
     </w:p>
     <w:p>
@@ -481,7 +481,475 @@
       </w:pPr>
       <w:r>
         <w:rPr/>
-        <w:t>AI-ის პასუხისმგებლიანი გამოყენების პოლიტიკის შექმნა</w:t>
+        <w:t>მონეტიზაცია: subscription model (Stripe + Bubble), marketplace model, freemium strategy, pricing page design, analytics integration (Mixpanel, Amplitude, Hotjar), growth metrics tracking</w:t>
+      </w:r>
+    </w:p>
+    <w:p>
+      <w:pPr>
+        <w:pStyle w:val="BodyText"/>
+        <w:bidi w:val="0"/>
+        <w:jc w:val="start"/>
+        <w:rPr/>
+      </w:pPr>
+      <w:r>
+        <w:rPr/>
+        <w:t>Lesson 5: AI ავტომატიზაცია — Make.com და Zapier Advanced</w:t>
+      </w:r>
+    </w:p>
+    <w:p>
+      <w:pPr>
+        <w:pStyle w:val="BodyText"/>
+        <w:numPr>
+          <w:ilvl w:val="0"/>
+          <w:numId w:val="6"/>
+        </w:numPr>
+        <w:tabs>
+          <w:tab w:val="clear" w:pos="709"/>
+          <w:tab w:val="left" w:pos="709" w:leader="none"/>
+        </w:tabs>
+        <w:bidi w:val="0"/>
+        <w:ind w:hanging="283" w:start="709"/>
+        <w:jc w:val="start"/>
+        <w:rPr/>
+      </w:pPr>
+      <w:r>
+        <w:rPr/>
+        <w:t>Make.com Advanced: multi-step scenarios, conditional logic (router, filter, iterator), error handling (break/resume/rollback), webhook-ები, scheduled scenarios, data stores, custom functions</w:t>
+      </w:r>
+    </w:p>
+    <w:p>
+      <w:pPr>
+        <w:pStyle w:val="BodyText"/>
+        <w:numPr>
+          <w:ilvl w:val="0"/>
+          <w:numId w:val="6"/>
+        </w:numPr>
+        <w:tabs>
+          <w:tab w:val="clear" w:pos="709"/>
+          <w:tab w:val="left" w:pos="709" w:leader="none"/>
+        </w:tabs>
+        <w:bidi w:val="0"/>
+        <w:ind w:hanging="283" w:start="709"/>
+        <w:jc w:val="start"/>
+        <w:rPr/>
+      </w:pPr>
+      <w:r>
+        <w:rPr/>
+        <w:t>Zapier Advanced: multi-step Zaps, Paths (conditional), Formatter (text/date/number manipulation), Zapier Tables, Zapier Interfaces (forms + pages), Transfer (bulk migration), code steps</w:t>
+      </w:r>
+    </w:p>
+    <w:p>
+      <w:pPr>
+        <w:pStyle w:val="BodyText"/>
+        <w:numPr>
+          <w:ilvl w:val="0"/>
+          <w:numId w:val="6"/>
+        </w:numPr>
+        <w:tabs>
+          <w:tab w:val="clear" w:pos="709"/>
+          <w:tab w:val="left" w:pos="709" w:leader="none"/>
+        </w:tabs>
+        <w:bidi w:val="0"/>
+        <w:ind w:hanging="283" w:start="709"/>
+        <w:jc w:val="start"/>
+        <w:rPr/>
+      </w:pPr>
+      <w:r>
+        <w:rPr/>
+        <w:t>API ინტეგრაცია: HTTP module, custom API calls, authentication methods (API key, OAuth 2.0, Bearer token), pagination handling, rate limiting, webhook creation</w:t>
+      </w:r>
+    </w:p>
+    <w:p>
+      <w:pPr>
+        <w:pStyle w:val="BodyText"/>
+        <w:numPr>
+          <w:ilvl w:val="0"/>
+          <w:numId w:val="6"/>
+        </w:numPr>
+        <w:tabs>
+          <w:tab w:val="clear" w:pos="709"/>
+          <w:tab w:val="left" w:pos="709" w:leader="none"/>
+        </w:tabs>
+        <w:bidi w:val="0"/>
+        <w:ind w:hanging="283" w:start="709"/>
+        <w:jc w:val="start"/>
+        <w:rPr/>
+      </w:pPr>
+      <w:r>
+        <w:rPr/>
+        <w:t>Complex Workflow Design: მულტი-სისტემური ჯაჭვები (CRM → Email → Slack → Sheets → Invoice), parallel execution, sub-scenarios, modular workflow architecture</w:t>
+      </w:r>
+    </w:p>
+    <w:p>
+      <w:pPr>
+        <w:pStyle w:val="BodyText"/>
+        <w:numPr>
+          <w:ilvl w:val="0"/>
+          <w:numId w:val="6"/>
+        </w:numPr>
+        <w:tabs>
+          <w:tab w:val="clear" w:pos="709"/>
+          <w:tab w:val="left" w:pos="709" w:leader="none"/>
+        </w:tabs>
+        <w:bidi w:val="0"/>
+        <w:ind w:hanging="283" w:start="709"/>
+        <w:jc w:val="start"/>
+        <w:rPr/>
+      </w:pPr>
+      <w:r>
+        <w:rPr/>
+        <w:t>მონიტორინგი: error notification system (Slack/email alerts), execution history analysis, cost optimization (execution reduction strategies), workflow documentation, version control</w:t>
+      </w:r>
+    </w:p>
+    <w:p>
+      <w:pPr>
+        <w:pStyle w:val="BodyText"/>
+        <w:bidi w:val="0"/>
+        <w:jc w:val="start"/>
+        <w:rPr/>
+      </w:pPr>
+      <w:r>
+        <w:rPr/>
+        <w:t>Lesson 6: AI მონაცემთა ანალიტიკა</w:t>
+      </w:r>
+    </w:p>
+    <w:p>
+      <w:pPr>
+        <w:pStyle w:val="BodyText"/>
+        <w:numPr>
+          <w:ilvl w:val="0"/>
+          <w:numId w:val="7"/>
+        </w:numPr>
+        <w:tabs>
+          <w:tab w:val="clear" w:pos="709"/>
+          <w:tab w:val="left" w:pos="709" w:leader="none"/>
+        </w:tabs>
+        <w:bidi w:val="0"/>
+        <w:ind w:hanging="283" w:start="709"/>
+        <w:jc w:val="start"/>
+        <w:rPr/>
+      </w:pPr>
+      <w:r>
+        <w:rPr/>
+        <w:t>ბიზნეს-ანალიტიკის საფუძვლები: leading vs lagging indicators, KPI framework, data-driven culture, data literacy for non-technical teams, dashboard design principles</w:t>
+      </w:r>
+    </w:p>
+    <w:p>
+      <w:pPr>
+        <w:pStyle w:val="BodyText"/>
+        <w:numPr>
+          <w:ilvl w:val="0"/>
+          <w:numId w:val="7"/>
+        </w:numPr>
+        <w:tabs>
+          <w:tab w:val="clear" w:pos="709"/>
+          <w:tab w:val="left" w:pos="709" w:leader="none"/>
+        </w:tabs>
+        <w:bidi w:val="0"/>
+        <w:ind w:hanging="283" w:start="709"/>
+        <w:jc w:val="start"/>
+        <w:rPr/>
+      </w:pPr>
+      <w:r>
+        <w:rPr/>
+        <w:t>Spreadsheets + AI: ChatGPT/Claude-ით ფორმულების გენერაცია, pivot tables, data cleaning, chart generation, Google Sheets AI functions, Excel Copilot features</w:t>
+      </w:r>
+    </w:p>
+    <w:p>
+      <w:pPr>
+        <w:pStyle w:val="BodyText"/>
+        <w:numPr>
+          <w:ilvl w:val="0"/>
+          <w:numId w:val="7"/>
+        </w:numPr>
+        <w:tabs>
+          <w:tab w:val="clear" w:pos="709"/>
+          <w:tab w:val="left" w:pos="709" w:leader="none"/>
+        </w:tabs>
+        <w:bidi w:val="0"/>
+        <w:ind w:hanging="283" w:start="709"/>
+        <w:jc w:val="start"/>
+        <w:rPr/>
+      </w:pPr>
+      <w:r>
+        <w:rPr/>
+        <w:t>BI ინსტრუმენტები: Looker Studio (Google, free), Power BI Copilot (Microsoft), Tableau AI — dashboard შექმნა, natural language queries, automated insights, embedding dashboards</w:t>
+      </w:r>
+    </w:p>
+    <w:p>
+      <w:pPr>
+        <w:pStyle w:val="BodyText"/>
+        <w:numPr>
+          <w:ilvl w:val="0"/>
+          <w:numId w:val="7"/>
+        </w:numPr>
+        <w:tabs>
+          <w:tab w:val="clear" w:pos="709"/>
+          <w:tab w:val="left" w:pos="709" w:leader="none"/>
+        </w:tabs>
+        <w:bidi w:val="0"/>
+        <w:ind w:hanging="283" w:start="709"/>
+        <w:jc w:val="start"/>
+        <w:rPr/>
+      </w:pPr>
+      <w:r>
+        <w:rPr/>
+        <w:t>პროგნოზირება AI-ით: demand forecasting, sales prediction, inventory optimization, seasonal trends, what-if scenarios, regression analysis AI-ით, confidence intervals</w:t>
+      </w:r>
+    </w:p>
+    <w:p>
+      <w:pPr>
+        <w:pStyle w:val="BodyText"/>
+        <w:numPr>
+          <w:ilvl w:val="0"/>
+          <w:numId w:val="7"/>
+        </w:numPr>
+        <w:tabs>
+          <w:tab w:val="clear" w:pos="709"/>
+          <w:tab w:val="left" w:pos="709" w:leader="none"/>
+        </w:tabs>
+        <w:bidi w:val="0"/>
+        <w:ind w:hanging="283" w:start="709"/>
+        <w:jc w:val="start"/>
+        <w:rPr/>
+      </w:pPr>
+      <w:r>
+        <w:rPr/>
+        <w:t>ანგარიშების ავტომატიზაცია: scheduled report generation, email delivery, stakeholder-specific versions, executive summary AI-ით, data storytelling, actionable recommendations</w:t>
+      </w:r>
+    </w:p>
+    <w:p>
+      <w:pPr>
+        <w:pStyle w:val="BodyText"/>
+        <w:bidi w:val="0"/>
+        <w:jc w:val="start"/>
+        <w:rPr/>
+      </w:pPr>
+      <w:r>
+        <w:rPr/>
+        <w:t>Lesson 7: კიბერუსაფრთხოება AI-ის ეპოქაში</w:t>
+      </w:r>
+    </w:p>
+    <w:p>
+      <w:pPr>
+        <w:pStyle w:val="BodyText"/>
+        <w:numPr>
+          <w:ilvl w:val="0"/>
+          <w:numId w:val="8"/>
+        </w:numPr>
+        <w:tabs>
+          <w:tab w:val="clear" w:pos="709"/>
+          <w:tab w:val="left" w:pos="709" w:leader="none"/>
+        </w:tabs>
+        <w:bidi w:val="0"/>
+        <w:ind w:hanging="283" w:start="709"/>
+        <w:jc w:val="start"/>
+        <w:rPr/>
+      </w:pPr>
+      <w:r>
+        <w:rPr/>
+        <w:t>AI-specific საფრთხეები: prompt injection attacks, data poisoning, model manipulation, AI-enhanced social engineering, deepfake-based attacks, voice cloning fraud — თითოეულის ახსნა და პრევენცია</w:t>
+      </w:r>
+    </w:p>
+    <w:p>
+      <w:pPr>
+        <w:pStyle w:val="BodyText"/>
+        <w:numPr>
+          <w:ilvl w:val="0"/>
+          <w:numId w:val="8"/>
+        </w:numPr>
+        <w:tabs>
+          <w:tab w:val="clear" w:pos="709"/>
+          <w:tab w:val="left" w:pos="709" w:leader="none"/>
+        </w:tabs>
+        <w:bidi w:val="0"/>
+        <w:ind w:hanging="283" w:start="709"/>
+        <w:jc w:val="start"/>
+        <w:rPr/>
+      </w:pPr>
+      <w:r>
+        <w:rPr/>
+        <w:t>მონაცემთა კლასიფიკაცია: რა არ უნდა გააგზავნო AI-ში (PII, financial data, trade secrets, customer data), data classification framework (public/internal/confidential/restricted), secure AI usage guidelines</w:t>
+      </w:r>
+    </w:p>
+    <w:p>
+      <w:pPr>
+        <w:pStyle w:val="BodyText"/>
+        <w:numPr>
+          <w:ilvl w:val="0"/>
+          <w:numId w:val="8"/>
+        </w:numPr>
+        <w:tabs>
+          <w:tab w:val="clear" w:pos="709"/>
+          <w:tab w:val="left" w:pos="709" w:leader="none"/>
+        </w:tabs>
+        <w:bidi w:val="0"/>
+        <w:ind w:hanging="283" w:start="709"/>
+        <w:jc w:val="start"/>
+        <w:rPr/>
+      </w:pPr>
+      <w:r>
+        <w:rPr/>
+        <w:t>ორგანიზაციის AI Policy: AI usage policy შაბლონი, approved/prohibited tools list, data handling guidelines, incident response plan, employee AI training requirements, policy review cycle</w:t>
+      </w:r>
+    </w:p>
+    <w:p>
+      <w:pPr>
+        <w:pStyle w:val="BodyText"/>
+        <w:numPr>
+          <w:ilvl w:val="0"/>
+          <w:numId w:val="8"/>
+        </w:numPr>
+        <w:tabs>
+          <w:tab w:val="clear" w:pos="709"/>
+          <w:tab w:val="left" w:pos="709" w:leader="none"/>
+        </w:tabs>
+        <w:bidi w:val="0"/>
+        <w:ind w:hanging="283" w:start="709"/>
+        <w:jc w:val="start"/>
+        <w:rPr/>
+      </w:pPr>
+      <w:r>
+        <w:rPr/>
+        <w:t>რეგულაციები: GDPR AI მოთხოვნები, EU AI Act, data processing agreements, right to explanation, consent management, cross-border data transfer, industry-specific regulations</w:t>
+      </w:r>
+    </w:p>
+    <w:p>
+      <w:pPr>
+        <w:pStyle w:val="BodyText"/>
+        <w:numPr>
+          <w:ilvl w:val="0"/>
+          <w:numId w:val="8"/>
+        </w:numPr>
+        <w:tabs>
+          <w:tab w:val="clear" w:pos="709"/>
+          <w:tab w:val="left" w:pos="709" w:leader="none"/>
+        </w:tabs>
+        <w:bidi w:val="0"/>
+        <w:ind w:hanging="283" w:start="709"/>
+        <w:jc w:val="start"/>
+        <w:rPr/>
+      </w:pPr>
+      <w:r>
+        <w:rPr/>
+        <w:t>პრაქტიკული უსაფრთხოება: password management (1Password, Bitwarden), 2FA everywhere, VPN usage, phishing detection AI-ით, security awareness training, vendor security assessment checklist</w:t>
+      </w:r>
+    </w:p>
+    <w:p>
+      <w:pPr>
+        <w:pStyle w:val="BodyText"/>
+        <w:bidi w:val="0"/>
+        <w:jc w:val="start"/>
+        <w:rPr/>
+      </w:pPr>
+      <w:r>
+        <w:rPr/>
+        <w:t>Lesson 8: AI დანერგვა ორგანიზაციაში — სტრატეგია და მართვა</w:t>
+      </w:r>
+    </w:p>
+    <w:p>
+      <w:pPr>
+        <w:pStyle w:val="BodyText"/>
+        <w:numPr>
+          <w:ilvl w:val="0"/>
+          <w:numId w:val="9"/>
+        </w:numPr>
+        <w:tabs>
+          <w:tab w:val="clear" w:pos="709"/>
+          <w:tab w:val="left" w:pos="709" w:leader="none"/>
+        </w:tabs>
+        <w:bidi w:val="0"/>
+        <w:ind w:hanging="283" w:start="709"/>
+        <w:jc w:val="start"/>
+        <w:rPr/>
+      </w:pPr>
+      <w:r>
+        <w:rPr/>
+        <w:t>AI მზადყოფნის შეფასება: organizational readiness assessment, technology audit, skills gap analysis, culture evaluation, infrastructure requirements, budget estimation</w:t>
+      </w:r>
+    </w:p>
+    <w:p>
+      <w:pPr>
+        <w:pStyle w:val="BodyText"/>
+        <w:numPr>
+          <w:ilvl w:val="0"/>
+          <w:numId w:val="9"/>
+        </w:numPr>
+        <w:tabs>
+          <w:tab w:val="clear" w:pos="709"/>
+          <w:tab w:val="left" w:pos="709" w:leader="none"/>
+        </w:tabs>
+        <w:bidi w:val="0"/>
+        <w:ind w:hanging="283" w:start="709"/>
+        <w:jc w:val="start"/>
+        <w:rPr/>
+      </w:pPr>
+      <w:r>
+        <w:rPr/>
+        <w:t>დანერგვის როუდმეპი: 30-60-90 დღის გეგმა, pilot project selection criteria, success metrics (KPIs), scale-up decision framework, resource allocation, timeline management</w:t>
+      </w:r>
+    </w:p>
+    <w:p>
+      <w:pPr>
+        <w:pStyle w:val="BodyText"/>
+        <w:numPr>
+          <w:ilvl w:val="0"/>
+          <w:numId w:val="9"/>
+        </w:numPr>
+        <w:tabs>
+          <w:tab w:val="clear" w:pos="709"/>
+          <w:tab w:val="left" w:pos="709" w:leader="none"/>
+        </w:tabs>
+        <w:bidi w:val="0"/>
+        <w:ind w:hanging="283" w:start="709"/>
+        <w:jc w:val="start"/>
+        <w:rPr/>
+      </w:pPr>
+      <w:r>
+        <w:rPr/>
+        <w:t>ცვლილებების მართვა: resistance patterns და countermeasures, AI champions program, training program design (role-based), internal communication plan, quick wins identification, celebration of successes</w:t>
+      </w:r>
+    </w:p>
+    <w:p>
+      <w:pPr>
+        <w:pStyle w:val="BodyText"/>
+        <w:numPr>
+          <w:ilvl w:val="0"/>
+          <w:numId w:val="9"/>
+        </w:numPr>
+        <w:tabs>
+          <w:tab w:val="clear" w:pos="709"/>
+          <w:tab w:val="left" w:pos="709" w:leader="none"/>
+        </w:tabs>
+        <w:bidi w:val="0"/>
+        <w:ind w:hanging="283" w:start="709"/>
+        <w:jc w:val="start"/>
+        <w:rPr/>
+      </w:pPr>
+      <w:r>
+        <w:rPr/>
+        <w:t>AI Governance Framework: ეთიკური გაიდლაინები, bias audit process, transparency requirements, accountability matrix, regular review cycle, continuous improvement</w:t>
+      </w:r>
+    </w:p>
+    <w:p>
+      <w:pPr>
+        <w:pStyle w:val="BodyText"/>
+        <w:numPr>
+          <w:ilvl w:val="0"/>
+          <w:numId w:val="9"/>
+        </w:numPr>
+        <w:tabs>
+          <w:tab w:val="clear" w:pos="709"/>
+          <w:tab w:val="left" w:pos="709" w:leader="none"/>
+        </w:tabs>
+        <w:bidi w:val="0"/>
+        <w:ind w:hanging="283" w:start="709"/>
+        <w:jc w:val="start"/>
+        <w:rPr/>
+      </w:pPr>
+      <w:r>
+        <w:rPr/>
+        <w:t>მომავლის ტრენდები: AI agents და autonomous workflows, multimodal AI, industry-specific AI solutions, edge AI, AI regulation evolution — რა ემზადება და როგორ მოვემზადოთ, continuous learning strategy</w:t>
       </w:r>
     </w:p>
     <w:p>
@@ -1178,6 +1646,554 @@
       </w:rPr>
     </w:lvl>
   </w:abstractNum>
+  <w:abstractNum w:abstractNumId="6">
+    <w:lvl w:ilvl="0">
+      <w:start w:val="1"/>
+      <w:numFmt w:val="bullet"/>
+      <w:lvlText w:val=""/>
+      <w:lvlJc w:val="start"/>
+      <w:pPr>
+        <w:tabs>
+          <w:tab w:val="num" w:pos="709"/>
+        </w:tabs>
+        <w:ind w:start="709" w:hanging="283"/>
+      </w:pPr>
+      <w:rPr>
+        <w:rFonts w:ascii="Symbol" w:hAnsi="Symbol" w:cs="Symbol" w:hint="default"/>
+      </w:rPr>
+    </w:lvl>
+    <w:lvl w:ilvl="1">
+      <w:start w:val="1"/>
+      <w:numFmt w:val="bullet"/>
+      <w:lvlText w:val=""/>
+      <w:lvlJc w:val="start"/>
+      <w:pPr>
+        <w:tabs>
+          <w:tab w:val="num" w:pos="1418"/>
+        </w:tabs>
+        <w:ind w:start="1418" w:hanging="283"/>
+      </w:pPr>
+      <w:rPr>
+        <w:rFonts w:ascii="Symbol" w:hAnsi="Symbol" w:cs="Symbol" w:hint="default"/>
+      </w:rPr>
+    </w:lvl>
+    <w:lvl w:ilvl="2">
+      <w:start w:val="1"/>
+      <w:numFmt w:val="bullet"/>
+      <w:lvlText w:val=""/>
+      <w:lvlJc w:val="start"/>
+      <w:pPr>
+        <w:tabs>
+          <w:tab w:val="num" w:pos="2127"/>
+        </w:tabs>
+        <w:ind w:start="2127" w:hanging="283"/>
+      </w:pPr>
+      <w:rPr>
+        <w:rFonts w:ascii="Symbol" w:hAnsi="Symbol" w:cs="Symbol" w:hint="default"/>
+      </w:rPr>
+    </w:lvl>
+    <w:lvl w:ilvl="3">
+      <w:start w:val="1"/>
+      <w:numFmt w:val="bullet"/>
+      <w:lvlText w:val=""/>
+      <w:lvlJc w:val="start"/>
+      <w:pPr>
+        <w:tabs>
+          <w:tab w:val="num" w:pos="2836"/>
+        </w:tabs>
+        <w:ind w:start="2836" w:hanging="283"/>
+      </w:pPr>
+      <w:rPr>
+        <w:rFonts w:ascii="Symbol" w:hAnsi="Symbol" w:cs="Symbol" w:hint="default"/>
+      </w:rPr>
+    </w:lvl>
+    <w:lvl w:ilvl="4">
+      <w:start w:val="1"/>
+      <w:numFmt w:val="bullet"/>
+      <w:lvlText w:val=""/>
+      <w:lvlJc w:val="start"/>
+      <w:pPr>
+        <w:tabs>
+          <w:tab w:val="num" w:pos="3545"/>
+        </w:tabs>
+        <w:ind w:start="3545" w:hanging="283"/>
+      </w:pPr>
+      <w:rPr>
+        <w:rFonts w:ascii="Symbol" w:hAnsi="Symbol" w:cs="Symbol" w:hint="default"/>
+      </w:rPr>
+    </w:lvl>
+    <w:lvl w:ilvl="5">
+      <w:start w:val="1"/>
+      <w:numFmt w:val="bullet"/>
+      <w:lvlText w:val=""/>
+      <w:lvlJc w:val="start"/>
+      <w:pPr>
+        <w:tabs>
+          <w:tab w:val="num" w:pos="4254"/>
+        </w:tabs>
+        <w:ind w:start="4254" w:hanging="283"/>
+      </w:pPr>
+      <w:rPr>
+        <w:rFonts w:ascii="Symbol" w:hAnsi="Symbol" w:cs="Symbol" w:hint="default"/>
+      </w:rPr>
+    </w:lvl>
+    <w:lvl w:ilvl="6">
+      <w:start w:val="1"/>
+      <w:numFmt w:val="bullet"/>
+      <w:lvlText w:val=""/>
+      <w:lvlJc w:val="start"/>
+      <w:pPr>
+        <w:tabs>
+          <w:tab w:val="num" w:pos="4963"/>
+        </w:tabs>
+        <w:ind w:start="4963" w:hanging="283"/>
+      </w:pPr>
+      <w:rPr>
+        <w:rFonts w:ascii="Symbol" w:hAnsi="Symbol" w:cs="Symbol" w:hint="default"/>
+      </w:rPr>
+    </w:lvl>
+    <w:lvl w:ilvl="7">
+      <w:start w:val="1"/>
+      <w:numFmt w:val="bullet"/>
+      <w:lvlText w:val=""/>
+      <w:lvlJc w:val="start"/>
+      <w:pPr>
+        <w:tabs>
+          <w:tab w:val="num" w:pos="5672"/>
+        </w:tabs>
+        <w:ind w:start="5672" w:hanging="283"/>
+      </w:pPr>
+      <w:rPr>
+        <w:rFonts w:ascii="Symbol" w:hAnsi="Symbol" w:cs="Symbol" w:hint="default"/>
+      </w:rPr>
+    </w:lvl>
+    <w:lvl w:ilvl="8">
+      <w:start w:val="1"/>
+      <w:numFmt w:val="bullet"/>
+      <w:lvlText w:val=""/>
+      <w:lvlJc w:val="start"/>
+      <w:pPr>
+        <w:tabs>
+          <w:tab w:val="num" w:pos="6381"/>
+        </w:tabs>
+        <w:ind w:start="6381" w:hanging="283"/>
+      </w:pPr>
+      <w:rPr>
+        <w:rFonts w:ascii="Symbol" w:hAnsi="Symbol" w:cs="Symbol" w:hint="default"/>
+      </w:rPr>
+    </w:lvl>
+  </w:abstractNum>
+  <w:abstractNum w:abstractNumId="7">
+    <w:lvl w:ilvl="0">
+      <w:start w:val="1"/>
+      <w:numFmt w:val="bullet"/>
+      <w:lvlText w:val=""/>
+      <w:lvlJc w:val="start"/>
+      <w:pPr>
+        <w:tabs>
+          <w:tab w:val="num" w:pos="709"/>
+        </w:tabs>
+        <w:ind w:start="709" w:hanging="283"/>
+      </w:pPr>
+      <w:rPr>
+        <w:rFonts w:ascii="Symbol" w:hAnsi="Symbol" w:cs="Symbol" w:hint="default"/>
+      </w:rPr>
+    </w:lvl>
+    <w:lvl w:ilvl="1">
+      <w:start w:val="1"/>
+      <w:numFmt w:val="bullet"/>
+      <w:lvlText w:val=""/>
+      <w:lvlJc w:val="start"/>
+      <w:pPr>
+        <w:tabs>
+          <w:tab w:val="num" w:pos="1418"/>
+        </w:tabs>
+        <w:ind w:start="1418" w:hanging="283"/>
+      </w:pPr>
+      <w:rPr>
+        <w:rFonts w:ascii="Symbol" w:hAnsi="Symbol" w:cs="Symbol" w:hint="default"/>
+      </w:rPr>
+    </w:lvl>
+    <w:lvl w:ilvl="2">
+      <w:start w:val="1"/>
+      <w:numFmt w:val="bullet"/>
+      <w:lvlText w:val=""/>
+      <w:lvlJc w:val="start"/>
+      <w:pPr>
+        <w:tabs>
+          <w:tab w:val="num" w:pos="2127"/>
+        </w:tabs>
+        <w:ind w:start="2127" w:hanging="283"/>
+      </w:pPr>
+      <w:rPr>
+        <w:rFonts w:ascii="Symbol" w:hAnsi="Symbol" w:cs="Symbol" w:hint="default"/>
+      </w:rPr>
+    </w:lvl>
+    <w:lvl w:ilvl="3">
+      <w:start w:val="1"/>
+      <w:numFmt w:val="bullet"/>
+      <w:lvlText w:val=""/>
+      <w:lvlJc w:val="start"/>
+      <w:pPr>
+        <w:tabs>
+          <w:tab w:val="num" w:pos="2836"/>
+        </w:tabs>
+        <w:ind w:start="2836" w:hanging="283"/>
+      </w:pPr>
+      <w:rPr>
+        <w:rFonts w:ascii="Symbol" w:hAnsi="Symbol" w:cs="Symbol" w:hint="default"/>
+      </w:rPr>
+    </w:lvl>
+    <w:lvl w:ilvl="4">
+      <w:start w:val="1"/>
+      <w:numFmt w:val="bullet"/>
+      <w:lvlText w:val=""/>
+      <w:lvlJc w:val="start"/>
+      <w:pPr>
+        <w:tabs>
+          <w:tab w:val="num" w:pos="3545"/>
+        </w:tabs>
+        <w:ind w:start="3545" w:hanging="283"/>
+      </w:pPr>
+      <w:rPr>
+        <w:rFonts w:ascii="Symbol" w:hAnsi="Symbol" w:cs="Symbol" w:hint="default"/>
+      </w:rPr>
+    </w:lvl>
+    <w:lvl w:ilvl="5">
+      <w:start w:val="1"/>
+      <w:numFmt w:val="bullet"/>
+      <w:lvlText w:val=""/>
+      <w:lvlJc w:val="start"/>
+      <w:pPr>
+        <w:tabs>
+          <w:tab w:val="num" w:pos="4254"/>
+        </w:tabs>
+        <w:ind w:start="4254" w:hanging="283"/>
+      </w:pPr>
+      <w:rPr>
+        <w:rFonts w:ascii="Symbol" w:hAnsi="Symbol" w:cs="Symbol" w:hint="default"/>
+      </w:rPr>
+    </w:lvl>
+    <w:lvl w:ilvl="6">
+      <w:start w:val="1"/>
+      <w:numFmt w:val="bullet"/>
+      <w:lvlText w:val=""/>
+      <w:lvlJc w:val="start"/>
+      <w:pPr>
+        <w:tabs>
+          <w:tab w:val="num" w:pos="4963"/>
+        </w:tabs>
+        <w:ind w:start="4963" w:hanging="283"/>
+      </w:pPr>
+      <w:rPr>
+        <w:rFonts w:ascii="Symbol" w:hAnsi="Symbol" w:cs="Symbol" w:hint="default"/>
+      </w:rPr>
+    </w:lvl>
+    <w:lvl w:ilvl="7">
+      <w:start w:val="1"/>
+      <w:numFmt w:val="bullet"/>
+      <w:lvlText w:val=""/>
+      <w:lvlJc w:val="start"/>
+      <w:pPr>
+        <w:tabs>
+          <w:tab w:val="num" w:pos="5672"/>
+        </w:tabs>
+        <w:ind w:start="5672" w:hanging="283"/>
+      </w:pPr>
+      <w:rPr>
+        <w:rFonts w:ascii="Symbol" w:hAnsi="Symbol" w:cs="Symbol" w:hint="default"/>
+      </w:rPr>
+    </w:lvl>
+    <w:lvl w:ilvl="8">
+      <w:start w:val="1"/>
+      <w:numFmt w:val="bullet"/>
+      <w:lvlText w:val=""/>
+      <w:lvlJc w:val="start"/>
+      <w:pPr>
+        <w:tabs>
+          <w:tab w:val="num" w:pos="6381"/>
+        </w:tabs>
+        <w:ind w:start="6381" w:hanging="283"/>
+      </w:pPr>
+      <w:rPr>
+        <w:rFonts w:ascii="Symbol" w:hAnsi="Symbol" w:cs="Symbol" w:hint="default"/>
+      </w:rPr>
+    </w:lvl>
+  </w:abstractNum>
+  <w:abstractNum w:abstractNumId="8">
+    <w:lvl w:ilvl="0">
+      <w:start w:val="1"/>
+      <w:numFmt w:val="bullet"/>
+      <w:lvlText w:val=""/>
+      <w:lvlJc w:val="start"/>
+      <w:pPr>
+        <w:tabs>
+          <w:tab w:val="num" w:pos="709"/>
+        </w:tabs>
+        <w:ind w:start="709" w:hanging="283"/>
+      </w:pPr>
+      <w:rPr>
+        <w:rFonts w:ascii="Symbol" w:hAnsi="Symbol" w:cs="Symbol" w:hint="default"/>
+      </w:rPr>
+    </w:lvl>
+    <w:lvl w:ilvl="1">
+      <w:start w:val="1"/>
+      <w:numFmt w:val="bullet"/>
+      <w:lvlText w:val=""/>
+      <w:lvlJc w:val="start"/>
+      <w:pPr>
+        <w:tabs>
+          <w:tab w:val="num" w:pos="1418"/>
+        </w:tabs>
+        <w:ind w:start="1418" w:hanging="283"/>
+      </w:pPr>
+      <w:rPr>
+        <w:rFonts w:ascii="Symbol" w:hAnsi="Symbol" w:cs="Symbol" w:hint="default"/>
+      </w:rPr>
+    </w:lvl>
+    <w:lvl w:ilvl="2">
+      <w:start w:val="1"/>
+      <w:numFmt w:val="bullet"/>
+      <w:lvlText w:val=""/>
+      <w:lvlJc w:val="start"/>
+      <w:pPr>
+        <w:tabs>
+          <w:tab w:val="num" w:pos="2127"/>
+        </w:tabs>
+        <w:ind w:start="2127" w:hanging="283"/>
+      </w:pPr>
+      <w:rPr>
+        <w:rFonts w:ascii="Symbol" w:hAnsi="Symbol" w:cs="Symbol" w:hint="default"/>
+      </w:rPr>
+    </w:lvl>
+    <w:lvl w:ilvl="3">
+      <w:start w:val="1"/>
+      <w:numFmt w:val="bullet"/>
+      <w:lvlText w:val=""/>
+      <w:lvlJc w:val="start"/>
+      <w:pPr>
+        <w:tabs>
+          <w:tab w:val="num" w:pos="2836"/>
+        </w:tabs>
+        <w:ind w:start="2836" w:hanging="283"/>
+      </w:pPr>
+      <w:rPr>
+        <w:rFonts w:ascii="Symbol" w:hAnsi="Symbol" w:cs="Symbol" w:hint="default"/>
+      </w:rPr>
+    </w:lvl>
+    <w:lvl w:ilvl="4">
+      <w:start w:val="1"/>
+      <w:numFmt w:val="bullet"/>
+      <w:lvlText w:val=""/>
+      <w:lvlJc w:val="start"/>
+      <w:pPr>
+        <w:tabs>
+          <w:tab w:val="num" w:pos="3545"/>
+        </w:tabs>
+        <w:ind w:start="3545" w:hanging="283"/>
+      </w:pPr>
+      <w:rPr>
+        <w:rFonts w:ascii="Symbol" w:hAnsi="Symbol" w:cs="Symbol" w:hint="default"/>
+      </w:rPr>
+    </w:lvl>
+    <w:lvl w:ilvl="5">
+      <w:start w:val="1"/>
+      <w:numFmt w:val="bullet"/>
+      <w:lvlText w:val=""/>
+      <w:lvlJc w:val="start"/>
+      <w:pPr>
+        <w:tabs>
+          <w:tab w:val="num" w:pos="4254"/>
+        </w:tabs>
+        <w:ind w:start="4254" w:hanging="283"/>
+      </w:pPr>
+      <w:rPr>
+        <w:rFonts w:ascii="Symbol" w:hAnsi="Symbol" w:cs="Symbol" w:hint="default"/>
+      </w:rPr>
+    </w:lvl>
+    <w:lvl w:ilvl="6">
+      <w:start w:val="1"/>
+      <w:numFmt w:val="bullet"/>
+      <w:lvlText w:val=""/>
+      <w:lvlJc w:val="start"/>
+      <w:pPr>
+        <w:tabs>
+          <w:tab w:val="num" w:pos="4963"/>
+        </w:tabs>
+        <w:ind w:start="4963" w:hanging="283"/>
+      </w:pPr>
+      <w:rPr>
+        <w:rFonts w:ascii="Symbol" w:hAnsi="Symbol" w:cs="Symbol" w:hint="default"/>
+      </w:rPr>
+    </w:lvl>
+    <w:lvl w:ilvl="7">
+      <w:start w:val="1"/>
+      <w:numFmt w:val="bullet"/>
+      <w:lvlText w:val=""/>
+      <w:lvlJc w:val="start"/>
+      <w:pPr>
+        <w:tabs>
+          <w:tab w:val="num" w:pos="5672"/>
+        </w:tabs>
+        <w:ind w:start="5672" w:hanging="283"/>
+      </w:pPr>
+      <w:rPr>
+        <w:rFonts w:ascii="Symbol" w:hAnsi="Symbol" w:cs="Symbol" w:hint="default"/>
+      </w:rPr>
+    </w:lvl>
+    <w:lvl w:ilvl="8">
+      <w:start w:val="1"/>
+      <w:numFmt w:val="bullet"/>
+      <w:lvlText w:val=""/>
+      <w:lvlJc w:val="start"/>
+      <w:pPr>
+        <w:tabs>
+          <w:tab w:val="num" w:pos="6381"/>
+        </w:tabs>
+        <w:ind w:start="6381" w:hanging="283"/>
+      </w:pPr>
+      <w:rPr>
+        <w:rFonts w:ascii="Symbol" w:hAnsi="Symbol" w:cs="Symbol" w:hint="default"/>
+      </w:rPr>
+    </w:lvl>
+  </w:abstractNum>
+  <w:abstractNum w:abstractNumId="9">
+    <w:lvl w:ilvl="0">
+      <w:start w:val="1"/>
+      <w:numFmt w:val="bullet"/>
+      <w:lvlText w:val=""/>
+      <w:lvlJc w:val="start"/>
+      <w:pPr>
+        <w:tabs>
+          <w:tab w:val="num" w:pos="709"/>
+        </w:tabs>
+        <w:ind w:start="709" w:hanging="283"/>
+      </w:pPr>
+      <w:rPr>
+        <w:rFonts w:ascii="Symbol" w:hAnsi="Symbol" w:cs="Symbol" w:hint="default"/>
+      </w:rPr>
+    </w:lvl>
+    <w:lvl w:ilvl="1">
+      <w:start w:val="1"/>
+      <w:numFmt w:val="bullet"/>
+      <w:lvlText w:val=""/>
+      <w:lvlJc w:val="start"/>
+      <w:pPr>
+        <w:tabs>
+          <w:tab w:val="num" w:pos="1418"/>
+        </w:tabs>
+        <w:ind w:start="1418" w:hanging="283"/>
+      </w:pPr>
+      <w:rPr>
+        <w:rFonts w:ascii="Symbol" w:hAnsi="Symbol" w:cs="Symbol" w:hint="default"/>
+      </w:rPr>
+    </w:lvl>
+    <w:lvl w:ilvl="2">
+      <w:start w:val="1"/>
+      <w:numFmt w:val="bullet"/>
+      <w:lvlText w:val=""/>
+      <w:lvlJc w:val="start"/>
+      <w:pPr>
+        <w:tabs>
+          <w:tab w:val="num" w:pos="2127"/>
+        </w:tabs>
+        <w:ind w:start="2127" w:hanging="283"/>
+      </w:pPr>
+      <w:rPr>
+        <w:rFonts w:ascii="Symbol" w:hAnsi="Symbol" w:cs="Symbol" w:hint="default"/>
+      </w:rPr>
+    </w:lvl>
+    <w:lvl w:ilvl="3">
+      <w:start w:val="1"/>
+      <w:numFmt w:val="bullet"/>
+      <w:lvlText w:val=""/>
+      <w:lvlJc w:val="start"/>
+      <w:pPr>
+        <w:tabs>
+          <w:tab w:val="num" w:pos="2836"/>
+        </w:tabs>
+        <w:ind w:start="2836" w:hanging="283"/>
+      </w:pPr>
+      <w:rPr>
+        <w:rFonts w:ascii="Symbol" w:hAnsi="Symbol" w:cs="Symbol" w:hint="default"/>
+      </w:rPr>
+    </w:lvl>
+    <w:lvl w:ilvl="4">
+      <w:start w:val="1"/>
+      <w:numFmt w:val="bullet"/>
+      <w:lvlText w:val=""/>
+      <w:lvlJc w:val="start"/>
+      <w:pPr>
+        <w:tabs>
+          <w:tab w:val="num" w:pos="3545"/>
+        </w:tabs>
+        <w:ind w:start="3545" w:hanging="283"/>
+      </w:pPr>
+      <w:rPr>
+        <w:rFonts w:ascii="Symbol" w:hAnsi="Symbol" w:cs="Symbol" w:hint="default"/>
+      </w:rPr>
+    </w:lvl>
+    <w:lvl w:ilvl="5">
+      <w:start w:val="1"/>
+      <w:numFmt w:val="bullet"/>
+      <w:lvlText w:val=""/>
+      <w:lvlJc w:val="start"/>
+      <w:pPr>
+        <w:tabs>
+          <w:tab w:val="num" w:pos="4254"/>
+        </w:tabs>
+        <w:ind w:start="4254" w:hanging="283"/>
+      </w:pPr>
+      <w:rPr>
+        <w:rFonts w:ascii="Symbol" w:hAnsi="Symbol" w:cs="Symbol" w:hint="default"/>
+      </w:rPr>
+    </w:lvl>
+    <w:lvl w:ilvl="6">
+      <w:start w:val="1"/>
+      <w:numFmt w:val="bullet"/>
+      <w:lvlText w:val=""/>
+      <w:lvlJc w:val="start"/>
+      <w:pPr>
+        <w:tabs>
+          <w:tab w:val="num" w:pos="4963"/>
+        </w:tabs>
+        <w:ind w:start="4963" w:hanging="283"/>
+      </w:pPr>
+      <w:rPr>
+        <w:rFonts w:ascii="Symbol" w:hAnsi="Symbol" w:cs="Symbol" w:hint="default"/>
+      </w:rPr>
+    </w:lvl>
+    <w:lvl w:ilvl="7">
+      <w:start w:val="1"/>
+      <w:numFmt w:val="bullet"/>
+      <w:lvlText w:val=""/>
+      <w:lvlJc w:val="start"/>
+      <w:pPr>
+        <w:tabs>
+          <w:tab w:val="num" w:pos="5672"/>
+        </w:tabs>
+        <w:ind w:start="5672" w:hanging="283"/>
+      </w:pPr>
+      <w:rPr>
+        <w:rFonts w:ascii="Symbol" w:hAnsi="Symbol" w:cs="Symbol" w:hint="default"/>
+      </w:rPr>
+    </w:lvl>
+    <w:lvl w:ilvl="8">
+      <w:start w:val="1"/>
+      <w:numFmt w:val="bullet"/>
+      <w:lvlText w:val=""/>
+      <w:lvlJc w:val="start"/>
+      <w:pPr>
+        <w:tabs>
+          <w:tab w:val="num" w:pos="6381"/>
+        </w:tabs>
+        <w:ind w:start="6381" w:hanging="283"/>
+      </w:pPr>
+      <w:rPr>
+        <w:rFonts w:ascii="Symbol" w:hAnsi="Symbol" w:cs="Symbol" w:hint="default"/>
+      </w:rPr>
+    </w:lvl>
+  </w:abstractNum>
   <w:num w:numId="1">
     <w:abstractNumId w:val="1"/>
   </w:num>
@@ -1192,6 +2208,18 @@
   </w:num>
   <w:num w:numId="5">
     <w:abstractNumId w:val="5"/>
+  </w:num>
+  <w:num w:numId="6">
+    <w:abstractNumId w:val="6"/>
+  </w:num>
+  <w:num w:numId="7">
+    <w:abstractNumId w:val="7"/>
+  </w:num>
+  <w:num w:numId="8">
+    <w:abstractNumId w:val="8"/>
+  </w:num>
+  <w:num w:numId="9">
+    <w:abstractNumId w:val="9"/>
   </w:num>
 </w:numbering>
 </file>
